--- a/docs/学生积分管理系统-运维手册.docx
+++ b/docs/学生积分管理系统-运维手册.docx
@@ -439,7 +439,7 @@
                 <w:sz w:val="20"/>
                 <w:szCs w:val="20"/>
               </w:rPr>
-              <w:t xml:space="preserve">https://class-pet-v2-production.up.railway.app</w:t>
+              <w:t xml:space="preserve">https://sps-production-6221.up.railway.app</w:t>
             </w:r>
           </w:p>
         </w:tc>
@@ -497,7 +497,7 @@
                 <w:sz w:val="20"/>
                 <w:szCs w:val="20"/>
               </w:rPr>
-              <w:t xml:space="preserve">https://class-pet-v2-production.up.railway.app/admin-panel</w:t>
+              <w:t xml:space="preserve">https://sps-production-6221.up.railway.app/admin-panel</w:t>
             </w:r>
           </w:p>
         </w:tc>
@@ -553,7 +553,7 @@
                 <w:sz w:val="20"/>
                 <w:szCs w:val="20"/>
               </w:rPr>
-              <w:t xml:space="preserve">https://class-pet-v2-production.up.railway.app/docs</w:t>
+              <w:t xml:space="preserve">https://sps-production-6221.up.railway.app/docs</w:t>
             </w:r>
           </w:p>
         </w:tc>
@@ -611,7 +611,7 @@
                 <w:sz w:val="20"/>
                 <w:szCs w:val="20"/>
               </w:rPr>
-              <w:t xml:space="preserve">https://class-pet-v2-production.up.railway.app/api/health</w:t>
+              <w:t xml:space="preserve">https://sps-production-6221.up.railway.app/api/health</w:t>
             </w:r>
           </w:p>
         </w:tc>

--- a/docs/学生积分管理系统-运维手册.docx
+++ b/docs/学生积分管理系统-运维手册.docx
@@ -2305,7 +2305,7 @@
                 <w:sz w:val="20"/>
                 <w:szCs w:val="20"/>
               </w:rPr>
-              <w:t xml:space="preserve">用户列表、创建用户、删除用户、重置密码</w:t>
+              <w:t xml:space="preserve">用户列表、创建用户、删除用户、重置密码、设置账号有效期（+30天/+90天/+1年/永久）</w:t>
             </w:r>
           </w:p>
         </w:tc>
@@ -3336,7 +3336,102 @@
           <w:sz w:val="28"/>
           <w:szCs w:val="28"/>
         </w:rPr>
-        <w:t xml:space="preserve">4.4 管理员密码重置</w:t>
+        <w:t xml:space="preserve">4.4 账号有效期管理</w:t>
+      </w:r>
+    </w:p>
+    <w:p>
+      <w:pPr>
+        <w:spacing w:after="120" w:line="360"/>
+      </w:pPr>
+      <w:r>
+        <w:rPr>
+          <w:rFonts w:ascii="Microsoft YaHei" w:cs="Microsoft YaHei" w:eastAsia="Microsoft YaHei" w:hAnsi="Microsoft YaHei"/>
+          <w:sz w:val="21"/>
+          <w:szCs w:val="21"/>
+        </w:rPr>
+        <w:t xml:space="preserve">• 管理员可在管理后台为每个用户设置账号有效期</w:t>
+      </w:r>
+    </w:p>
+    <w:p>
+      <w:pPr>
+        <w:spacing w:after="120" w:line="360"/>
+      </w:pPr>
+      <w:r>
+        <w:rPr>
+          <w:rFonts w:ascii="Microsoft YaHei" w:cs="Microsoft YaHei" w:eastAsia="Microsoft YaHei" w:hAnsi="Microsoft YaHei"/>
+          <w:sz w:val="21"/>
+          <w:szCs w:val="21"/>
+        </w:rPr>
+        <w:t xml:space="preserve">• 支持快捷选项：+30天、+90天、+1年、永久有效</w:t>
+      </w:r>
+    </w:p>
+    <w:p>
+      <w:pPr>
+        <w:spacing w:after="120" w:line="360"/>
+      </w:pPr>
+      <w:r>
+        <w:rPr>
+          <w:rFonts w:ascii="Microsoft YaHei" w:cs="Microsoft YaHei" w:eastAsia="Microsoft YaHei" w:hAnsi="Microsoft YaHei"/>
+          <w:sz w:val="21"/>
+          <w:szCs w:val="21"/>
+        </w:rPr>
+        <w:t xml:space="preserve">• 过期账号无法登录（返回 403 错误，前端显示提示信息）</w:t>
+      </w:r>
+    </w:p>
+    <w:p>
+      <w:pPr>
+        <w:spacing w:after="120" w:line="360"/>
+      </w:pPr>
+      <w:r>
+        <w:rPr>
+          <w:rFonts w:ascii="Microsoft YaHei" w:cs="Microsoft YaHei" w:eastAsia="Microsoft YaHei" w:hAnsi="Microsoft YaHei"/>
+          <w:sz w:val="21"/>
+          <w:szCs w:val="21"/>
+        </w:rPr>
+        <w:t xml:space="preserve">• 已登录用户在过期后，任何 API 操作都会被强制踢出（返回登录页）</w:t>
+      </w:r>
+    </w:p>
+    <w:p>
+      <w:pPr>
+        <w:spacing w:after="120" w:line="360"/>
+      </w:pPr>
+      <w:r>
+        <w:rPr>
+          <w:rFonts w:ascii="Microsoft YaHei" w:cs="Microsoft YaHei" w:eastAsia="Microsoft YaHei" w:hAnsi="Microsoft YaHei"/>
+          <w:sz w:val="21"/>
+          <w:szCs w:val="21"/>
+        </w:rPr>
+        <w:t xml:space="preserve">• 每次 API 请求都在认证依赖（get_current_user）中实时检查过期状态</w:t>
+      </w:r>
+    </w:p>
+    <w:p>
+      <w:pPr>
+        <w:spacing w:after="120" w:line="360"/>
+      </w:pPr>
+      <w:r>
+        <w:rPr>
+          <w:rFonts w:ascii="Microsoft YaHei" w:cs="Microsoft YaHei" w:eastAsia="Microsoft YaHei" w:hAnsi="Microsoft YaHei"/>
+          <w:sz w:val="21"/>
+          <w:szCs w:val="21"/>
+        </w:rPr>
+        <w:t xml:space="preserve">• 有效期以 UTC 时间存储，前端自动转换为北京时间显示</w:t>
+      </w:r>
+    </w:p>
+    <w:p>
+      <w:pPr>
+        <w:pStyle w:val="Heading2"/>
+        <w:spacing w:after="160" w:before="280"/>
+      </w:pPr>
+      <w:r>
+        <w:rPr>
+          <w:rFonts w:ascii="Microsoft YaHei" w:cs="Microsoft YaHei" w:eastAsia="Microsoft YaHei" w:hAnsi="Microsoft YaHei"/>
+          <w:b/>
+          <w:bCs/>
+          <w:color w:val="2B579A"/>
+          <w:sz w:val="28"/>
+          <w:szCs w:val="28"/>
+        </w:rPr>
+        <w:t xml:space="preserve">4.5 管理员密码重置</w:t>
       </w:r>
     </w:p>
     <w:p>
@@ -3880,6 +3975,176 @@
                 <w:szCs w:val="20"/>
               </w:rPr>
               <w:t xml:space="preserve">确认 templates/static/ 目录完整</w:t>
+            </w:r>
+          </w:p>
+        </w:tc>
+      </w:tr>
+      <w:tr>
+        <w:tc>
+          <w:tcPr>
+            <w:tcW w:type="dxa" w:w="2000"/>
+            <w:tcBorders>
+              <w:top w:val="single" w:color="CCCCCC" w:sz="1"/>
+              <w:left w:val="single" w:color="CCCCCC" w:sz="1"/>
+              <w:bottom w:val="single" w:color="CCCCCC" w:sz="1"/>
+              <w:right w:val="single" w:color="CCCCCC" w:sz="1"/>
+            </w:tcBorders>
+            <w:tcMar>
+              <w:top w:type="dxa" w:w="80"/>
+              <w:left w:type="dxa" w:w="120"/>
+              <w:bottom w:type="dxa" w:w="80"/>
+              <w:right w:type="dxa" w:w="120"/>
+            </w:tcMar>
+          </w:tcPr>
+          <w:p>
+            <w:r>
+              <w:rPr>
+                <w:rFonts w:ascii="Microsoft YaHei" w:cs="Microsoft YaHei" w:eastAsia="Microsoft YaHei" w:hAnsi="Microsoft YaHei"/>
+                <w:sz w:val="20"/>
+                <w:szCs w:val="20"/>
+              </w:rPr>
+              <w:t xml:space="preserve">账号提示已过期无法登录</w:t>
+            </w:r>
+          </w:p>
+        </w:tc>
+        <w:tc>
+          <w:tcPr>
+            <w:tcW w:type="dxa" w:w="3526"/>
+            <w:tcBorders>
+              <w:top w:val="single" w:color="CCCCCC" w:sz="1"/>
+              <w:left w:val="single" w:color="CCCCCC" w:sz="1"/>
+              <w:bottom w:val="single" w:color="CCCCCC" w:sz="1"/>
+              <w:right w:val="single" w:color="CCCCCC" w:sz="1"/>
+            </w:tcBorders>
+            <w:tcMar>
+              <w:top w:type="dxa" w:w="80"/>
+              <w:left w:type="dxa" w:w="120"/>
+              <w:bottom w:type="dxa" w:w="80"/>
+              <w:right w:type="dxa" w:w="120"/>
+            </w:tcMar>
+          </w:tcPr>
+          <w:p>
+            <w:r>
+              <w:rPr>
+                <w:rFonts w:ascii="Microsoft YaHei" w:cs="Microsoft YaHei" w:eastAsia="Microsoft YaHei" w:hAnsi="Microsoft YaHei"/>
+                <w:sz w:val="20"/>
+                <w:szCs w:val="20"/>
+              </w:rPr>
+              <w:t xml:space="preserve">1. 确认管理员是否设置了有效期
+2. 检查服务器时间</w:t>
+            </w:r>
+          </w:p>
+        </w:tc>
+        <w:tc>
+          <w:tcPr>
+            <w:tcW w:type="dxa" w:w="3500"/>
+            <w:tcBorders>
+              <w:top w:val="single" w:color="CCCCCC" w:sz="1"/>
+              <w:left w:val="single" w:color="CCCCCC" w:sz="1"/>
+              <w:bottom w:val="single" w:color="CCCCCC" w:sz="1"/>
+              <w:right w:val="single" w:color="CCCCCC" w:sz="1"/>
+            </w:tcBorders>
+            <w:tcMar>
+              <w:top w:type="dxa" w:w="80"/>
+              <w:left w:type="dxa" w:w="120"/>
+              <w:bottom w:type="dxa" w:w="80"/>
+              <w:right w:type="dxa" w:w="120"/>
+            </w:tcMar>
+          </w:tcPr>
+          <w:p>
+            <w:r>
+              <w:rPr>
+                <w:rFonts w:ascii="Microsoft YaHei" w:cs="Microsoft YaHei" w:eastAsia="Microsoft YaHei" w:hAnsi="Microsoft YaHei"/>
+                <w:sz w:val="20"/>
+                <w:szCs w:val="20"/>
+              </w:rPr>
+              <w:t xml:space="preserve">在管理后台续期或设为永久；或通过数据库重置 expires_at 为 NULL</w:t>
+            </w:r>
+          </w:p>
+        </w:tc>
+      </w:tr>
+      <w:tr>
+        <w:tc>
+          <w:tcPr>
+            <w:tcW w:type="dxa" w:w="2000"/>
+            <w:tcBorders>
+              <w:top w:val="single" w:color="CCCCCC" w:sz="1"/>
+              <w:left w:val="single" w:color="CCCCCC" w:sz="1"/>
+              <w:bottom w:val="single" w:color="CCCCCC" w:sz="1"/>
+              <w:right w:val="single" w:color="CCCCCC" w:sz="1"/>
+            </w:tcBorders>
+            <w:shd w:fill="F2F7FB" w:val="clear"/>
+            <w:tcMar>
+              <w:top w:type="dxa" w:w="80"/>
+              <w:left w:type="dxa" w:w="120"/>
+              <w:bottom w:type="dxa" w:w="80"/>
+              <w:right w:type="dxa" w:w="120"/>
+            </w:tcMar>
+          </w:tcPr>
+          <w:p>
+            <w:r>
+              <w:rPr>
+                <w:rFonts w:ascii="Microsoft YaHei" w:cs="Microsoft YaHei" w:eastAsia="Microsoft YaHei" w:hAnsi="Microsoft YaHei"/>
+                <w:sz w:val="20"/>
+                <w:szCs w:val="20"/>
+              </w:rPr>
+              <w:t xml:space="preserve">用户使用中突然被踢出</w:t>
+            </w:r>
+          </w:p>
+        </w:tc>
+        <w:tc>
+          <w:tcPr>
+            <w:tcW w:type="dxa" w:w="3526"/>
+            <w:tcBorders>
+              <w:top w:val="single" w:color="CCCCCC" w:sz="1"/>
+              <w:left w:val="single" w:color="CCCCCC" w:sz="1"/>
+              <w:bottom w:val="single" w:color="CCCCCC" w:sz="1"/>
+              <w:right w:val="single" w:color="CCCCCC" w:sz="1"/>
+            </w:tcBorders>
+            <w:shd w:fill="F2F7FB" w:val="clear"/>
+            <w:tcMar>
+              <w:top w:type="dxa" w:w="80"/>
+              <w:left w:type="dxa" w:w="120"/>
+              <w:bottom w:type="dxa" w:w="80"/>
+              <w:right w:type="dxa" w:w="120"/>
+            </w:tcMar>
+          </w:tcPr>
+          <w:p>
+            <w:r>
+              <w:rPr>
+                <w:rFonts w:ascii="Microsoft YaHei" w:cs="Microsoft YaHei" w:eastAsia="Microsoft YaHei" w:hAnsi="Microsoft YaHei"/>
+                <w:sz w:val="20"/>
+                <w:szCs w:val="20"/>
+              </w:rPr>
+              <w:t xml:space="preserve">确认账号有效期是否已到期</w:t>
+            </w:r>
+          </w:p>
+        </w:tc>
+        <w:tc>
+          <w:tcPr>
+            <w:tcW w:type="dxa" w:w="3500"/>
+            <w:tcBorders>
+              <w:top w:val="single" w:color="CCCCCC" w:sz="1"/>
+              <w:left w:val="single" w:color="CCCCCC" w:sz="1"/>
+              <w:bottom w:val="single" w:color="CCCCCC" w:sz="1"/>
+              <w:right w:val="single" w:color="CCCCCC" w:sz="1"/>
+            </w:tcBorders>
+            <w:shd w:fill="F2F7FB" w:val="clear"/>
+            <w:tcMar>
+              <w:top w:type="dxa" w:w="80"/>
+              <w:left w:type="dxa" w:w="120"/>
+              <w:bottom w:type="dxa" w:w="80"/>
+              <w:right w:type="dxa" w:w="120"/>
+            </w:tcMar>
+          </w:tcPr>
+          <w:p>
+            <w:r>
+              <w:rPr>
+                <w:rFonts w:ascii="Microsoft YaHei" w:cs="Microsoft YaHei" w:eastAsia="Microsoft YaHei" w:hAnsi="Microsoft YaHei"/>
+                <w:sz w:val="20"/>
+                <w:szCs w:val="20"/>
+              </w:rPr>
+              <w:t xml:space="preserve">在管理后台续期后，用户重新登录即可</w:t>
             </w:r>
           </w:p>
         </w:tc>

--- a/docs/学生积分管理系统-运维手册.docx
+++ b/docs/学生积分管理系统-运维手册.docx
@@ -69,7 +69,7 @@
           <w:sz w:val="20"/>
           <w:szCs w:val="20"/>
         </w:rPr>
-        <w:t xml:space="preserve">版本：v2.0  |  更新日期：2026-05-10</w:t>
+        <w:t xml:space="preserve">版本：v2.0  |  更新日期：2026-05-16</w:t>
       </w:r>
     </w:p>
     <w:p>

--- a/docs/学生积分管理系统-运维手册.docx
+++ b/docs/学生积分管理系统-运维手册.docx
@@ -145,7 +145,7 @@
           <w:sz w:val="21"/>
           <w:szCs w:val="21"/>
         </w:rPr>
-        <w:t xml:space="preserve">系统采用前后端一体化部署，由 Railway 平台托管。</w:t>
+        <w:t xml:space="preserve">系统采用前后端一体化部署，由本地服务器或桌面 EXE 版本运行。</w:t>
       </w:r>
     </w:p>
     <w:p>
@@ -160,7 +160,7 @@
           <w:sz w:val="20"/>
           <w:szCs w:val="20"/>
         </w:rPr>
-        <w:t xml:space="preserve">用户浏览器 ──HTTPS──▶ Railway Edge ──▶ FastAPI (uvicorn)</w:t>
+        <w:t xml:space="preserve">用户浏览器 ──HTTP──▶ FastAPI (uvicorn)</w:t>
       </w:r>
     </w:p>
     <w:p>
@@ -175,7 +175,7 @@
           <w:sz w:val="20"/>
           <w:szCs w:val="20"/>
         </w:rPr>
-        <w:t xml:space="preserve">                                              │</w:t>
+        <w:t xml:space="preserve">                              │</w:t>
       </w:r>
     </w:p>
     <w:p>
@@ -190,7 +190,7 @@
           <w:sz w:val="20"/>
           <w:szCs w:val="20"/>
         </w:rPr>
-        <w:t xml:space="preserve">                              ┌─────────────────┼─────────────────┐</w:t>
+        <w:t xml:space="preserve">                              ├─────────────────┬─────────────────┐</w:t>
       </w:r>
     </w:p>
     <w:p>
@@ -280,7 +280,7 @@
           <w:sz w:val="20"/>
           <w:szCs w:val="20"/>
         </w:rPr>
-        <w:t xml:space="preserve">                     PostgreSQL (Railway 内网)</w:t>
+        <w:t xml:space="preserve">                     SQLite (本地文件)</w:t>
       </w:r>
     </w:p>
     <w:p>
@@ -439,7 +439,7 @@
                 <w:sz w:val="20"/>
                 <w:szCs w:val="20"/>
               </w:rPr>
-              <w:t xml:space="preserve">https://sps-production-6221.up.railway.app</w:t>
+              <w:t xml:space="preserve">http://127.0.0.1:8866</w:t>
             </w:r>
           </w:p>
         </w:tc>
@@ -497,7 +497,7 @@
                 <w:sz w:val="20"/>
                 <w:szCs w:val="20"/>
               </w:rPr>
-              <w:t xml:space="preserve">https://sps-production-6221.up.railway.app/admin-panel</w:t>
+              <w:t xml:space="preserve">http://127.0.0.1:8866/admin-panel</w:t>
             </w:r>
           </w:p>
         </w:tc>
@@ -553,7 +553,7 @@
                 <w:sz w:val="20"/>
                 <w:szCs w:val="20"/>
               </w:rPr>
-              <w:t xml:space="preserve">https://sps-production-6221.up.railway.app/docs</w:t>
+              <w:t xml:space="preserve">http://127.0.0.1:8866/docs</w:t>
             </w:r>
           </w:p>
         </w:tc>
@@ -611,7 +611,7 @@
                 <w:sz w:val="20"/>
                 <w:szCs w:val="20"/>
               </w:rPr>
-              <w:t xml:space="preserve">https://sps-production-6221.up.railway.app/api/health</w:t>
+              <w:t xml:space="preserve">http://127.0.0.1:8866/api/health</w:t>
             </w:r>
           </w:p>
         </w:tc>
@@ -1229,22 +1229,20 @@
           <w:sz w:val="21"/>
           <w:szCs w:val="21"/>
         </w:rPr>
-        <w:t xml:space="preserve">Railway 控制台 → 服务 → Deployments → 点击最新部署 → Logs。也可使用 CLI：</w:t>
-      </w:r>
-    </w:p>
-    <w:p>
-      <w:pPr>
-        <w:spacing w:after="80" w:line="360"/>
-        <w:ind w:left="420"/>
-      </w:pPr>
-      <w:r>
-        <w:rPr>
-          <w:rFonts w:ascii="Consolas" w:cs="Consolas" w:eastAsia="Consolas" w:hAnsi="Consolas"/>
-          <w:color w:val="333333"/>
-          <w:sz w:val="20"/>
-          <w:szCs w:val="20"/>
-        </w:rPr>
-        <w:t xml:space="preserve">railway logs --tail</w:t>
+        <w:t xml:space="preserve">EXE 版本：控制台窗口直接显示日志输出。</w:t>
+      </w:r>
+    </w:p>
+    <w:p>
+      <w:pPr>
+        <w:spacing w:after="120" w:line="360"/>
+      </w:pPr>
+      <w:r>
+        <w:rPr>
+          <w:rFonts w:ascii="Microsoft YaHei" w:cs="Microsoft YaHei" w:eastAsia="Microsoft YaHei" w:hAnsi="Microsoft YaHei"/>
+          <w:sz w:val="21"/>
+          <w:szCs w:val="21"/>
+        </w:rPr>
+        <w:t xml:space="preserve">源码版本：终端运行 uvicorn 时直接显示日志。</w:t>
       </w:r>
     </w:p>
     <w:p>
@@ -1439,7 +1437,7 @@
                 <w:sz w:val="20"/>
                 <w:szCs w:val="20"/>
               </w:rPr>
-              <w:t xml:space="preserve">PostgreSQL 连接串</w:t>
+              <w:t xml:space="preserve">SQLite 连接串</w:t>
             </w:r>
           </w:p>
         </w:tc>
@@ -1466,7 +1464,7 @@
                 <w:sz w:val="20"/>
                 <w:szCs w:val="20"/>
               </w:rPr>
-              <w:t xml:space="preserve">Railway 自动生成</w:t>
+              <w:t xml:space="preserve">默认 sqlite+aiosqlite:///./student_points.db</w:t>
             </w:r>
           </w:p>
         </w:tc>
@@ -1581,7 +1579,7 @@
                 <w:sz w:val="20"/>
                 <w:szCs w:val="20"/>
               </w:rPr>
-              <w:t xml:space="preserve">PORT</w:t>
+              <w:t xml:space="preserve">INIT_ADMIN_USER</w:t>
             </w:r>
           </w:p>
         </w:tc>
@@ -1608,7 +1606,7 @@
                 <w:sz w:val="20"/>
                 <w:szCs w:val="20"/>
               </w:rPr>
-              <w:t xml:space="preserve">监听端口</w:t>
+              <w:t xml:space="preserve">初始化管理员用户名</w:t>
             </w:r>
           </w:p>
         </w:tc>
@@ -1635,7 +1633,7 @@
                 <w:sz w:val="20"/>
                 <w:szCs w:val="20"/>
               </w:rPr>
-              <w:t xml:space="preserve">Railway 自动注入</w:t>
+              <w:t xml:space="preserve">一次性使用，创建后删除</w:t>
             </w:r>
           </w:p>
         </w:tc>
@@ -1665,7 +1663,7 @@
                 <w:sz w:val="20"/>
                 <w:szCs w:val="20"/>
               </w:rPr>
-              <w:t xml:space="preserve">INIT_ADMIN_USER</w:t>
+              <w:t xml:space="preserve">INIT_ADMIN_PASS</w:t>
             </w:r>
           </w:p>
         </w:tc>
@@ -1693,7 +1691,7 @@
                 <w:sz w:val="20"/>
                 <w:szCs w:val="20"/>
               </w:rPr>
-              <w:t xml:space="preserve">初始化管理员用户名</w:t>
+              <w:t xml:space="preserve">初始化管理员密码</w:t>
             </w:r>
           </w:p>
         </w:tc>
@@ -1707,89 +1705,6 @@
               <w:right w:val="single" w:color="CCCCCC" w:sz="1"/>
             </w:tcBorders>
             <w:shd w:fill="F2F7FB" w:val="clear"/>
-            <w:tcMar>
-              <w:top w:type="dxa" w:w="80"/>
-              <w:left w:type="dxa" w:w="120"/>
-              <w:bottom w:type="dxa" w:w="80"/>
-              <w:right w:type="dxa" w:w="120"/>
-            </w:tcMar>
-          </w:tcPr>
-          <w:p>
-            <w:r>
-              <w:rPr>
-                <w:rFonts w:ascii="Microsoft YaHei" w:cs="Microsoft YaHei" w:eastAsia="Microsoft YaHei" w:hAnsi="Microsoft YaHei"/>
-                <w:sz w:val="20"/>
-                <w:szCs w:val="20"/>
-              </w:rPr>
-              <w:t xml:space="preserve">一次性使用，创建后删除</w:t>
-            </w:r>
-          </w:p>
-        </w:tc>
-      </w:tr>
-      <w:tr>
-        <w:tc>
-          <w:tcPr>
-            <w:tcW w:type="dxa" w:w="3000"/>
-            <w:tcBorders>
-              <w:top w:val="single" w:color="CCCCCC" w:sz="1"/>
-              <w:left w:val="single" w:color="CCCCCC" w:sz="1"/>
-              <w:bottom w:val="single" w:color="CCCCCC" w:sz="1"/>
-              <w:right w:val="single" w:color="CCCCCC" w:sz="1"/>
-            </w:tcBorders>
-            <w:tcMar>
-              <w:top w:type="dxa" w:w="80"/>
-              <w:left w:type="dxa" w:w="120"/>
-              <w:bottom w:type="dxa" w:w="80"/>
-              <w:right w:type="dxa" w:w="120"/>
-            </w:tcMar>
-          </w:tcPr>
-          <w:p>
-            <w:r>
-              <w:rPr>
-                <w:rFonts w:ascii="Microsoft YaHei" w:cs="Microsoft YaHei" w:eastAsia="Microsoft YaHei" w:hAnsi="Microsoft YaHei"/>
-                <w:sz w:val="20"/>
-                <w:szCs w:val="20"/>
-              </w:rPr>
-              <w:t xml:space="preserve">INIT_ADMIN_PASS</w:t>
-            </w:r>
-          </w:p>
-        </w:tc>
-        <w:tc>
-          <w:tcPr>
-            <w:tcW w:type="dxa" w:w="3000"/>
-            <w:tcBorders>
-              <w:top w:val="single" w:color="CCCCCC" w:sz="1"/>
-              <w:left w:val="single" w:color="CCCCCC" w:sz="1"/>
-              <w:bottom w:val="single" w:color="CCCCCC" w:sz="1"/>
-              <w:right w:val="single" w:color="CCCCCC" w:sz="1"/>
-            </w:tcBorders>
-            <w:tcMar>
-              <w:top w:type="dxa" w:w="80"/>
-              <w:left w:type="dxa" w:w="120"/>
-              <w:bottom w:type="dxa" w:w="80"/>
-              <w:right w:type="dxa" w:w="120"/>
-            </w:tcMar>
-          </w:tcPr>
-          <w:p>
-            <w:r>
-              <w:rPr>
-                <w:rFonts w:ascii="Microsoft YaHei" w:cs="Microsoft YaHei" w:eastAsia="Microsoft YaHei" w:hAnsi="Microsoft YaHei"/>
-                <w:sz w:val="20"/>
-                <w:szCs w:val="20"/>
-              </w:rPr>
-              <w:t xml:space="preserve">初始化管理员密码</w:t>
-            </w:r>
-          </w:p>
-        </w:tc>
-        <w:tc>
-          <w:tcPr>
-            <w:tcW w:type="dxa" w:w="3026"/>
-            <w:tcBorders>
-              <w:top w:val="single" w:color="CCCCCC" w:sz="1"/>
-              <w:left w:val="single" w:color="CCCCCC" w:sz="1"/>
-              <w:bottom w:val="single" w:color="CCCCCC" w:sz="1"/>
-              <w:right w:val="single" w:color="CCCCCC" w:sz="1"/>
-            </w:tcBorders>
             <w:tcMar>
               <w:top w:type="dxa" w:w="80"/>
               <w:left w:type="dxa" w:w="120"/>
@@ -1810,32 +1725,6 @@
         </w:tc>
       </w:tr>
     </w:tbl>
-    <w:p>
-      <w:pPr>
-        <w:spacing w:after="120" w:line="360"/>
-      </w:pPr>
-      <w:r>
-        <w:rPr>
-          <w:rFonts w:ascii="Microsoft YaHei" w:cs="Microsoft YaHei" w:eastAsia="Microsoft YaHei" w:hAnsi="Microsoft YaHei"/>
-          <w:sz w:val="21"/>
-          <w:szCs w:val="21"/>
-        </w:rPr>
-        <w:t xml:space="preserve">设置环境变量：railway variables set KEY=VALUE</w:t>
-      </w:r>
-    </w:p>
-    <w:p>
-      <w:pPr>
-        <w:spacing w:after="120" w:line="360"/>
-      </w:pPr>
-      <w:r>
-        <w:rPr>
-          <w:rFonts w:ascii="Microsoft YaHei" w:cs="Microsoft YaHei" w:eastAsia="Microsoft YaHei" w:hAnsi="Microsoft YaHei"/>
-          <w:sz w:val="21"/>
-          <w:szCs w:val="21"/>
-        </w:rPr>
-        <w:t xml:space="preserve">查看环境变量：railway variables</w:t>
-      </w:r>
-    </w:p>
     <w:p>
       <w:pPr>
         <w:pStyle w:val="Heading2"/>
@@ -1897,22 +1786,20 @@
           <w:sz w:val="24"/>
           <w:szCs w:val="24"/>
         </w:rPr>
-        <w:t xml:space="preserve">通过 Railway CLI</w:t>
-      </w:r>
-    </w:p>
-    <w:p>
-      <w:pPr>
-        <w:spacing w:after="80" w:line="360"/>
-        <w:ind w:left="420"/>
-      </w:pPr>
-      <w:r>
-        <w:rPr>
-          <w:rFonts w:ascii="Consolas" w:cs="Consolas" w:eastAsia="Consolas" w:hAnsi="Consolas"/>
-          <w:color w:val="333333"/>
-          <w:sz w:val="20"/>
-          <w:szCs w:val="20"/>
-        </w:rPr>
-        <w:t xml:space="preserve">railway connect postgres</w:t>
+        <w:t xml:space="preserve">直接访问数据库</w:t>
+      </w:r>
+    </w:p>
+    <w:p>
+      <w:pPr>
+        <w:spacing w:after="120" w:line="360"/>
+      </w:pPr>
+      <w:r>
+        <w:rPr>
+          <w:rFonts w:ascii="Microsoft YaHei" w:cs="Microsoft YaHei" w:eastAsia="Microsoft YaHei" w:hAnsi="Microsoft YaHei"/>
+          <w:sz w:val="21"/>
+          <w:szCs w:val="21"/>
+        </w:rPr>
+        <w:t xml:space="preserve">SQLite 数据库文件为 student_points.db，与 EXE 同目录。可使用 DB Browser for SQLite 等工具直接打开。</w:t>
       </w:r>
     </w:p>
     <w:p>
@@ -1976,7 +1863,7 @@
           <w:sz w:val="24"/>
           <w:szCs w:val="24"/>
         </w:rPr>
-        <w:t xml:space="preserve">自动备份建议</w:t>
+        <w:t xml:space="preserve">文件备份</w:t>
       </w:r>
     </w:p>
     <w:p>
@@ -1989,84 +1876,7 @@
           <w:sz w:val="21"/>
           <w:szCs w:val="21"/>
         </w:rPr>
-        <w:t xml:space="preserve">建议通过 Railway Cron 或外部定时任务，定期调用 /api/admin/backup 接口下载备份。</w:t>
-      </w:r>
-    </w:p>
-    <w:p>
-      <w:pPr>
-        <w:pStyle w:val="Heading2"/>
-        <w:spacing w:after="160" w:before="280"/>
-      </w:pPr>
-      <w:r>
-        <w:rPr>
-          <w:rFonts w:ascii="Microsoft YaHei" w:cs="Microsoft YaHei" w:eastAsia="Microsoft YaHei" w:hAnsi="Microsoft YaHei"/>
-          <w:b/>
-          <w:bCs/>
-          <w:color w:val="2B579A"/>
-          <w:sz w:val="28"/>
-          <w:szCs w:val="28"/>
-        </w:rPr>
-        <w:t xml:space="preserve">2.5 重新部署</w:t>
-      </w:r>
-    </w:p>
-    <w:p>
-      <w:pPr>
-        <w:spacing w:after="80" w:line="360"/>
-        <w:ind w:left="420"/>
-      </w:pPr>
-      <w:r>
-        <w:rPr>
-          <w:rFonts w:ascii="Consolas" w:cs="Consolas" w:eastAsia="Consolas" w:hAnsi="Consolas"/>
-          <w:color w:val="333333"/>
-          <w:sz w:val="20"/>
-          <w:szCs w:val="20"/>
-        </w:rPr>
-        <w:t xml:space="preserve"># 修改代码后重新部署</w:t>
-      </w:r>
-    </w:p>
-    <w:p>
-      <w:pPr>
-        <w:spacing w:after="80" w:line="360"/>
-        <w:ind w:left="420"/>
-      </w:pPr>
-      <w:r>
-        <w:rPr>
-          <w:rFonts w:ascii="Consolas" w:cs="Consolas" w:eastAsia="Consolas" w:hAnsi="Consolas"/>
-          <w:color w:val="333333"/>
-          <w:sz w:val="20"/>
-          <w:szCs w:val="20"/>
-        </w:rPr>
-        <w:t xml:space="preserve">cd frontend &amp;&amp; npm run build</w:t>
-      </w:r>
-    </w:p>
-    <w:p>
-      <w:pPr>
-        <w:spacing w:after="80" w:line="360"/>
-        <w:ind w:left="420"/>
-      </w:pPr>
-      <w:r>
-        <w:rPr>
-          <w:rFonts w:ascii="Consolas" w:cs="Consolas" w:eastAsia="Consolas" w:hAnsi="Consolas"/>
-          <w:color w:val="333333"/>
-          <w:sz w:val="20"/>
-          <w:szCs w:val="20"/>
-        </w:rPr>
-        <w:t xml:space="preserve">rmdir /S /Q backend\static &amp;&amp; xcopy frontend\dist backend\static /E /I /Y</w:t>
-      </w:r>
-    </w:p>
-    <w:p>
-      <w:pPr>
-        <w:spacing w:after="80" w:line="360"/>
-        <w:ind w:left="420"/>
-      </w:pPr>
-      <w:r>
-        <w:rPr>
-          <w:rFonts w:ascii="Consolas" w:cs="Consolas" w:eastAsia="Consolas" w:hAnsi="Consolas"/>
-          <w:color w:val="333333"/>
-          <w:sz w:val="20"/>
-          <w:szCs w:val="20"/>
-        </w:rPr>
-        <w:t xml:space="preserve">cd backend &amp;&amp; railway up</w:t>
+        <w:t xml:space="preserve">直接复制 student_points.db 文件即可完成完整备份。</w:t>
       </w:r>
     </w:p>
     <w:p>
@@ -3444,7 +3254,7 @@
           <w:sz w:val="21"/>
           <w:szCs w:val="21"/>
         </w:rPr>
-        <w:t xml:space="preserve">如忘记管理员密码，可通过环境变量重新初始化：</w:t>
+        <w:t xml:space="preserve">如忘记管理员密码，可通过设置环境变量重新初始化：</w:t>
       </w:r>
     </w:p>
     <w:p>
@@ -3459,7 +3269,7 @@
           <w:sz w:val="20"/>
           <w:szCs w:val="20"/>
         </w:rPr>
-        <w:t xml:space="preserve">railway variables set INIT_ADMIN_USER=admin INIT_ADMIN_PASS=NewPass123</w:t>
+        <w:t xml:space="preserve">set INIT_ADMIN_USER=admin</w:t>
       </w:r>
     </w:p>
     <w:p>
@@ -3474,7 +3284,7 @@
           <w:sz w:val="20"/>
           <w:szCs w:val="20"/>
         </w:rPr>
-        <w:t xml:space="preserve">railway up  # 触发重启，自动更新密码</w:t>
+        <w:t xml:space="preserve">set INIT_ADMIN_PASS=NewPass123</w:t>
       </w:r>
     </w:p>
     <w:p>
@@ -3489,7 +3299,7 @@
           <w:sz w:val="20"/>
           <w:szCs w:val="20"/>
         </w:rPr>
-        <w:t xml:space="preserve">railway variables delete INIT_ADMIN_USER INIT_ADMIN_PASS  # 用完删除</w:t>
+        <w:t xml:space="preserve">启动系统后自动更新密码，用完后删除环境变量。</w:t>
       </w:r>
     </w:p>
     <w:p>
@@ -3689,7 +3499,7 @@
                 <w:sz w:val="20"/>
                 <w:szCs w:val="20"/>
               </w:rPr>
-              <w:t xml:space="preserve">1. 检查 Railway 部署日志
+              <w:t xml:space="preserve">1. 检查控制台日志
 2. 确认 static/ 目录存在</w:t>
             </w:r>
           </w:p>
@@ -3717,7 +3527,7 @@
                 <w:sz w:val="20"/>
                 <w:szCs w:val="20"/>
               </w:rPr>
-              <w:t xml:space="preserve">重新构建前端并部署</w:t>
+              <w:t xml:space="preserve">重新构建前端并复制到 static/</w:t>
             </w:r>
           </w:p>
         </w:tc>
@@ -3775,8 +3585,8 @@
                 <w:sz w:val="20"/>
                 <w:szCs w:val="20"/>
               </w:rPr>
-              <w:t xml:space="preserve">1. 查看 Railway 日志
-2. 检查 DATABASE_URL</w:t>
+              <w:t xml:space="preserve">1. 查看控制台日志
+2. 检查 student_points.db 文件</w:t>
             </w:r>
           </w:p>
         </w:tc>
@@ -3804,7 +3614,7 @@
                 <w:sz w:val="20"/>
                 <w:szCs w:val="20"/>
               </w:rPr>
-              <w:t xml:space="preserve">确认数据库连接正常</w:t>
+              <w:t xml:space="preserve">确认数据库文件存在且可读</w:t>
             </w:r>
           </w:p>
         </w:tc>
@@ -4299,7 +4109,7 @@
           <w:sz w:val="28"/>
           <w:szCs w:val="28"/>
         </w:rPr>
-        <w:t xml:space="preserve">6.2 Railway 指标</w:t>
+        <w:t xml:space="preserve">6.2 性能监控</w:t>
       </w:r>
     </w:p>
     <w:p>
@@ -4312,7 +4122,7 @@
           <w:sz w:val="21"/>
           <w:szCs w:val="21"/>
         </w:rPr>
-        <w:t xml:space="preserve">Railway 控制台提供 CPU、内存、网络流量等实时指标。</w:t>
+        <w:t xml:space="preserve">可通过操作系统的任务管理器监控 CPU 和内存使用情况。</w:t>
       </w:r>
     </w:p>
     <w:p>
@@ -4342,7 +4152,7 @@
           <w:sz w:val="21"/>
           <w:szCs w:val="21"/>
         </w:rPr>
-        <w:t xml:space="preserve">所有 uvicorn 日志输出到 stdout（已配置），Railway 自动收集。错误日志包含完整堆栈。</w:t>
+        <w:t xml:space="preserve">所有 uvicorn 日志输出到 stdout（已配置）。错误日志包含完整堆栈。</w:t>
       </w:r>
     </w:p>
     <w:sectPr>
